--- a/Assignment_git.docx
+++ b/Assignment_git.docx
@@ -4,6 +4,9 @@
   <w:body>
     <w:p>
       <w:r>
+        <w:rPr>
+          <w:noProof/>
+        </w:rPr>
         <w:drawing>
           <wp:inline distT="0" distB="0" distL="0" distR="0" wp14:anchorId="70D44568" wp14:editId="1A779D65">
             <wp:extent cx="5506218" cy="285790"/>
@@ -43,6 +46,9 @@
     </w:p>
     <w:p>
       <w:r>
+        <w:rPr>
+          <w:noProof/>
+        </w:rPr>
         <w:drawing>
           <wp:inline distT="0" distB="0" distL="0" distR="0" wp14:anchorId="4FE283D1" wp14:editId="66C7224B">
             <wp:extent cx="5736037" cy="1053026"/>
@@ -82,6 +88,9 @@
     </w:p>
     <w:p>
       <w:r>
+        <w:rPr>
+          <w:noProof/>
+        </w:rPr>
         <w:drawing>
           <wp:inline distT="0" distB="0" distL="0" distR="0" wp14:anchorId="420FEEC5" wp14:editId="7847D1CE">
             <wp:extent cx="5439534" cy="247685"/>
@@ -122,6 +131,9 @@
     <w:p/>
     <w:p>
       <w:r>
+        <w:rPr>
+          <w:noProof/>
+        </w:rPr>
         <w:drawing>
           <wp:inline distT="0" distB="0" distL="0" distR="0" wp14:anchorId="6BEFDFDB" wp14:editId="2D9F0EE8">
             <wp:extent cx="5731510" cy="662940"/>
@@ -161,6 +173,9 @@
     </w:p>
     <w:p>
       <w:r>
+        <w:rPr>
+          <w:noProof/>
+        </w:rPr>
         <w:drawing>
           <wp:inline distT="0" distB="0" distL="0" distR="0" wp14:anchorId="44663537" wp14:editId="0C140A1F">
             <wp:extent cx="5731510" cy="276225"/>
@@ -200,6 +215,9 @@
     </w:p>
     <w:p>
       <w:r>
+        <w:rPr>
+          <w:noProof/>
+        </w:rPr>
         <w:drawing>
           <wp:inline distT="0" distB="0" distL="0" distR="0" wp14:anchorId="5B92EFA9" wp14:editId="2F01179D">
             <wp:extent cx="5677692" cy="847843"/>
@@ -239,6 +257,9 @@
     </w:p>
     <w:p>
       <w:r>
+        <w:rPr>
+          <w:noProof/>
+        </w:rPr>
         <w:drawing>
           <wp:inline distT="0" distB="0" distL="0" distR="0" wp14:anchorId="5C057212" wp14:editId="2B3F2FEC">
             <wp:extent cx="5731510" cy="288925"/>
@@ -278,6 +299,9 @@
     </w:p>
     <w:p>
       <w:r>
+        <w:rPr>
+          <w:noProof/>
+        </w:rPr>
         <w:drawing>
           <wp:inline distT="0" distB="0" distL="0" distR="0" wp14:anchorId="06655D57" wp14:editId="79BA8D92">
             <wp:extent cx="4610743" cy="724001"/>
@@ -317,6 +341,9 @@
     </w:p>
     <w:p>
       <w:r>
+        <w:rPr>
+          <w:noProof/>
+        </w:rPr>
         <w:drawing>
           <wp:inline distT="0" distB="0" distL="0" distR="0" wp14:anchorId="4CB54C35" wp14:editId="71E92AD4">
             <wp:extent cx="5731510" cy="210185"/>
@@ -356,6 +383,9 @@
     </w:p>
     <w:p>
       <w:r>
+        <w:rPr>
+          <w:noProof/>
+        </w:rPr>
         <w:drawing>
           <wp:inline distT="0" distB="0" distL="0" distR="0" wp14:anchorId="46AB6F5F" wp14:editId="39DC68AD">
             <wp:extent cx="5382376" cy="1200318"/>
@@ -399,6 +429,9 @@
     <w:p/>
     <w:p>
       <w:r>
+        <w:rPr>
+          <w:noProof/>
+        </w:rPr>
         <w:lastRenderedPageBreak/>
         <w:drawing>
           <wp:inline distT="0" distB="0" distL="0" distR="0" wp14:anchorId="36499B13" wp14:editId="7F0E31DB">
@@ -439,6 +472,9 @@
     </w:p>
     <w:p>
       <w:r>
+        <w:rPr>
+          <w:noProof/>
+        </w:rPr>
         <w:drawing>
           <wp:inline distT="0" distB="0" distL="0" distR="0" wp14:anchorId="015E08DE" wp14:editId="0F86E539">
             <wp:extent cx="5268060" cy="1114581"/>
@@ -478,6 +514,9 @@
     </w:p>
     <w:p>
       <w:r>
+        <w:rPr>
+          <w:noProof/>
+        </w:rPr>
         <w:drawing>
           <wp:inline distT="0" distB="0" distL="0" distR="0" wp14:anchorId="1AFD0A91" wp14:editId="6D19DB54">
             <wp:extent cx="5731510" cy="394970"/>
@@ -517,6 +556,9 @@
     </w:p>
     <w:p>
       <w:r>
+        <w:rPr>
+          <w:noProof/>
+        </w:rPr>
         <w:drawing>
           <wp:inline distT="0" distB="0" distL="0" distR="0" wp14:anchorId="7DA29776" wp14:editId="3A729BF1">
             <wp:extent cx="5731510" cy="3713480"/>
@@ -556,6 +598,9 @@
     </w:p>
     <w:p>
       <w:r>
+        <w:rPr>
+          <w:noProof/>
+        </w:rPr>
         <w:drawing>
           <wp:inline distT="0" distB="0" distL="0" distR="0" wp14:anchorId="1020EFBB" wp14:editId="5A99813E">
             <wp:extent cx="5296639" cy="1495634"/>
@@ -598,6 +643,9 @@
     <w:p/>
     <w:p>
       <w:r>
+        <w:rPr>
+          <w:noProof/>
+        </w:rPr>
         <w:lastRenderedPageBreak/>
         <w:drawing>
           <wp:inline distT="0" distB="0" distL="0" distR="0" wp14:anchorId="55BDB0C6" wp14:editId="6D3D4814">
@@ -638,6 +686,9 @@
     </w:p>
     <w:p>
       <w:r>
+        <w:rPr>
+          <w:noProof/>
+        </w:rPr>
         <w:drawing>
           <wp:inline distT="0" distB="0" distL="0" distR="0" wp14:anchorId="3A5D60E0" wp14:editId="4706EC69">
             <wp:extent cx="5731510" cy="2783840"/>
@@ -677,6 +728,9 @@
     </w:p>
     <w:p>
       <w:r>
+        <w:rPr>
+          <w:noProof/>
+        </w:rPr>
         <w:drawing>
           <wp:inline distT="0" distB="0" distL="0" distR="0" wp14:anchorId="358ACCB4" wp14:editId="28DBE2A5">
             <wp:extent cx="4753638" cy="285790"/>
@@ -716,6 +770,9 @@
     </w:p>
     <w:p>
       <w:r>
+        <w:rPr>
+          <w:noProof/>
+        </w:rPr>
         <w:drawing>
           <wp:inline distT="0" distB="0" distL="0" distR="0" wp14:anchorId="092E0F5E" wp14:editId="4710440B">
             <wp:extent cx="5687219" cy="3781953"/>
@@ -755,6 +812,9 @@
     </w:p>
     <w:p>
       <w:r>
+        <w:rPr>
+          <w:noProof/>
+        </w:rPr>
         <w:drawing>
           <wp:inline distT="0" distB="0" distL="0" distR="0" wp14:anchorId="61430201" wp14:editId="4E730FA1">
             <wp:extent cx="5731510" cy="260985"/>
@@ -792,9 +852,48 @@
         </w:drawing>
       </w:r>
     </w:p>
-    <w:p/>
+    <w:p>
+      <w:r>
+        <w:lastRenderedPageBreak/>
+        <w:drawing>
+          <wp:inline distT="0" distB="0" distL="0" distR="0" wp14:anchorId="0D430831" wp14:editId="3DB2A8A7">
+            <wp:extent cx="5731510" cy="3672840"/>
+            <wp:effectExtent l="0" t="0" r="2540" b="3810"/>
+            <wp:docPr id="21" name="Picture 21"/>
+            <wp:cNvGraphicFramePr>
+              <a:graphicFrameLocks xmlns:a="http://schemas.openxmlformats.org/drawingml/2006/main" noChangeAspect="1"/>
+            </wp:cNvGraphicFramePr>
+            <a:graphic xmlns:a="http://schemas.openxmlformats.org/drawingml/2006/main">
+              <a:graphicData uri="http://schemas.openxmlformats.org/drawingml/2006/picture">
+                <pic:pic xmlns:pic="http://schemas.openxmlformats.org/drawingml/2006/picture">
+                  <pic:nvPicPr>
+                    <pic:cNvPr id="1" name=""/>
+                    <pic:cNvPicPr/>
+                  </pic:nvPicPr>
+                  <pic:blipFill>
+                    <a:blip r:embed="rId26"/>
+                    <a:stretch>
+                      <a:fillRect/>
+                    </a:stretch>
+                  </pic:blipFill>
+                  <pic:spPr>
+                    <a:xfrm>
+                      <a:off x="0" y="0"/>
+                      <a:ext cx="5731510" cy="3672840"/>
+                    </a:xfrm>
+                    <a:prstGeom prst="rect">
+                      <a:avLst/>
+                    </a:prstGeom>
+                  </pic:spPr>
+                </pic:pic>
+              </a:graphicData>
+            </a:graphic>
+          </wp:inline>
+        </w:drawing>
+      </w:r>
+    </w:p>
     <w:sectPr>
-      <w:headerReference w:type="default" r:id="rId26"/>
+      <w:headerReference w:type="default" r:id="rId27"/>
       <w:pgSz w:w="11906" w:h="16838"/>
       <w:pgMar w:top="1440" w:right="1440" w:bottom="1440" w:left="1440" w:header="708" w:footer="708" w:gutter="0"/>
       <w:cols w:space="708"/>
